--- a/dashboard-unified-ts/Skin Type Quiz Updated 3_4.docx
+++ b/dashboard-unified-ts/Skin Type Quiz Updated 3_4.docx
@@ -2453,7 +2453,7 @@
           <w:kern w:val="0"/>
           <w14:ligatures w14:val="none"/>
         </w:rPr>
-        <w:t>✨</w:t>
+        <w:t>💎</w:t>
       </w:r>
       <w:r>
         <w:rPr>
@@ -2529,7 +2529,7 @@
           <w:kern w:val="0"/>
           <w14:ligatures w14:val="none"/>
         </w:rPr>
-        <w:t>🦪</w:t>
+        <w:t>💎</w:t>
       </w:r>
       <w:r>
         <w:rPr>
@@ -2605,7 +2605,7 @@
           <w:kern w:val="0"/>
           <w14:ligatures w14:val="none"/>
         </w:rPr>
-        <w:t>💚</w:t>
+        <w:t>💎</w:t>
       </w:r>
       <w:r>
         <w:rPr>
@@ -2783,7 +2783,7 @@
           <w:kern w:val="0"/>
           <w14:ligatures w14:val="none"/>
         </w:rPr>
-        <w:t>🧡</w:t>
+        <w:t>💎</w:t>
       </w:r>
       <w:r>
         <w:rPr>
@@ -2860,7 +2860,7 @@
           <w:kern w:val="0"/>
           <w14:ligatures w14:val="none"/>
         </w:rPr>
-        <w:t>🌙</w:t>
+        <w:t>💎</w:t>
       </w:r>
       <w:r>
         <w:rPr>
@@ -2936,7 +2936,7 @@
           <w:kern w:val="0"/>
           <w14:ligatures w14:val="none"/>
         </w:rPr>
-        <w:t>💙</w:t>
+        <w:t>💎</w:t>
       </w:r>
       <w:r>
         <w:rPr>
@@ -3012,7 +3012,7 @@
           <w:kern w:val="0"/>
           <w14:ligatures w14:val="none"/>
         </w:rPr>
-        <w:t>💍</w:t>
+        <w:t>💎</w:t>
       </w:r>
       <w:r>
         <w:rPr>
@@ -5893,7 +5893,7 @@
           <w14:ligatures w14:val="none"/>
         </w:rPr>
         <w:lastRenderedPageBreak/>
-        <w:t>✨</w:t>
+        <w:t>💎</w:t>
       </w:r>
       <w:r>
         <w:rPr>
@@ -6004,7 +6004,7 @@
           <w:kern w:val="0"/>
           <w14:ligatures w14:val="none"/>
         </w:rPr>
-        <w:t>🦪</w:t>
+        <w:t>💎</w:t>
       </w:r>
       <w:r>
         <w:rPr>
@@ -6133,7 +6133,7 @@
           <w:kern w:val="0"/>
           <w14:ligatures w14:val="none"/>
         </w:rPr>
-        <w:t>💚</w:t>
+        <w:t>💎</w:t>
       </w:r>
       <w:r>
         <w:rPr>
@@ -6425,7 +6425,7 @@
           <w:kern w:val="0"/>
           <w14:ligatures w14:val="none"/>
         </w:rPr>
-        <w:t>🧡</w:t>
+        <w:t>💎</w:t>
       </w:r>
       <w:r>
         <w:rPr>
@@ -6554,7 +6554,7 @@
           <w14:ligatures w14:val="none"/>
         </w:rPr>
         <w:lastRenderedPageBreak/>
-        <w:t>🌙</w:t>
+        <w:t>💎</w:t>
       </w:r>
       <w:r>
         <w:rPr>
@@ -6712,7 +6712,7 @@
             <w16se:symEx w16se:font="Apple Color Emoji" w16se:char="1F499"/>
           </mc:Choice>
           <mc:Fallback>
-            <w:t>💙</w:t>
+            <w:t>💎</w:t>
           </mc:Fallback>
         </mc:AlternateContent>
       </w:r>
@@ -6867,7 +6867,7 @@
           <w:kern w:val="0"/>
           <w14:ligatures w14:val="none"/>
         </w:rPr>
-        <w:t>💍</w:t>
+        <w:t>💎</w:t>
       </w:r>
       <w:r>
         <w:rPr>
